--- a/resources/dist/mapmaker/sheets/rights-and-responsibilities-where-we-live-student-sheet-es.docx
+++ b/resources/dist/mapmaker/sheets/rights-and-responsibilities-where-we-live-student-sheet-es.docx
@@ -64,7 +64,7 @@
         </w:rPr>
         <w:t xml:space="preserve">Abre el mapa en MapMaker: </w:t>
       </w:r>
-      <w:hyperlink w:history="1" r:id="rIdyat5nk5d4m080i-4gppdf">
+      <w:hyperlink w:history="1" r:id="rIdgpkqridvzi6mfafkl8wav">
         <w:r>
           <w:rPr>
             <w:i/>

--- a/resources/dist/mapmaker/sheets/rights-and-responsibilities-where-we-live-student-sheet-es.docx
+++ b/resources/dist/mapmaker/sheets/rights-and-responsibilities-where-we-live-student-sheet-es.docx
@@ -64,7 +64,7 @@
         </w:rPr>
         <w:t xml:space="preserve">Abre el mapa en MapMaker: </w:t>
       </w:r>
-      <w:hyperlink w:history="1" r:id="rIdgpkqridvzi6mfafkl8wav">
+      <w:hyperlink w:history="1" r:id="rIdp14bhamljzom0hc00vp7h">
         <w:r>
           <w:rPr>
             <w:i/>

--- a/resources/dist/mapmaker/sheets/rights-and-responsibilities-where-we-live-student-sheet-es.docx
+++ b/resources/dist/mapmaker/sheets/rights-and-responsibilities-where-we-live-student-sheet-es.docx
@@ -64,7 +64,7 @@
         </w:rPr>
         <w:t xml:space="preserve">Abre el mapa en MapMaker: </w:t>
       </w:r>
-      <w:hyperlink w:history="1" r:id="rIdp14bhamljzom0hc00vp7h">
+      <w:hyperlink w:history="1" r:id="rIdrrncxmzjh9h8ibfqjs1uo">
         <w:r>
           <w:rPr>
             <w:i/>
@@ -809,7 +809,7 @@
       <w:pStyle w:val="Credits"/>
     </w:pPr>
     <w:r>
-      <w:t xml:space="preserve">Derechos y responsabilidades donde vivimos, 0.6.0.</w:t>
+      <w:t xml:space="preserve">Derechos y responsabilidades donde vivimos, 0.6.1.</w:t>
     </w:r>
   </w:p>
 </w:ftr>

--- a/resources/dist/mapmaker/sheets/rights-and-responsibilities-where-we-live-student-sheet-es.docx
+++ b/resources/dist/mapmaker/sheets/rights-and-responsibilities-where-we-live-student-sheet-es.docx
@@ -55,7 +55,7 @@
     </w:p>
     <w:p>
       <w:pPr>
-        <w:spacing w:after="40"/>
+        <w:spacing w:after="160"/>
       </w:pPr>
       <w:r>
         <w:rPr>
@@ -64,7 +64,7 @@
         </w:rPr>
         <w:t xml:space="preserve">Abre el mapa en MapMaker: </w:t>
       </w:r>
-      <w:hyperlink w:history="1" r:id="rIdrrncxmzjh9h8ibfqjs1uo">
+      <w:hyperlink w:history="1" r:id="rIduwzm-la0dbgmmqwc5wmql">
         <w:r>
           <w:rPr>
             <w:i/>
@@ -78,15 +78,6 @@
     </w:p>
     <w:p>
       <w:pPr>
-        <w:pStyle w:val="Credits"/>
-        <w:spacing w:after="160"/>
-      </w:pPr>
-      <w:r>
-        <w:t xml:space="preserve">Dirección del mapa: https://mpmkr.maps.arcgis.com/apps/instant/atlas/index.html?appid=0cd1cdee853c413a84bfe4b9a6931f0d&amp;webmap=59467ac7d7c64542acaa6a3e9c19ebf4</w:t>
-      </w:r>
-    </w:p>
-    <w:p>
-      <w:pPr>
         <w:pStyle w:val="Heading2"/>
         <w:spacing w:after="20" w:before="80"/>
       </w:pPr>
@@ -735,19 +726,6 @@
       </w:pPr>
       <w:r>
         <w:t xml:space="preserve"/>
-      </w:r>
-    </w:p>
-    <w:p>
-      <w:pPr>
-        <w:pStyle w:val="Credits"/>
-        <w:spacing w:before="60" w:line="190"/>
-      </w:pPr>
-      <w:r>
-        <w:rPr>
-          <w:sz w:val="16"/>
-          <w:szCs w:val="16"/>
-        </w:rPr>
-        <w:t xml:space="preserve">Datos del mapa: Esri; U.S. Census Bureau; Clerk of the U.S. House of Representatives (MapMaker catalogue); National Park Service (MapMaker catalogue).</w:t>
       </w:r>
     </w:p>
     <w:sectPr>

--- a/resources/dist/mapmaker/sheets/rights-and-responsibilities-where-we-live-student-sheet-es.docx
+++ b/resources/dist/mapmaker/sheets/rights-and-responsibilities-where-we-live-student-sheet-es.docx
@@ -64,7 +64,7 @@
         </w:rPr>
         <w:t xml:space="preserve">Abre el mapa en MapMaker: </w:t>
       </w:r>
-      <w:hyperlink w:history="1" r:id="rIduwzm-la0dbgmmqwc5wmql">
+      <w:hyperlink w:history="1" r:id="rIdn3snqcc_fjx2eloxgksvp">
         <w:r>
           <w:rPr>
             <w:i/>

--- a/resources/dist/mapmaker/sheets/rights-and-responsibilities-where-we-live-student-sheet-es.docx
+++ b/resources/dist/mapmaker/sheets/rights-and-responsibilities-where-we-live-student-sheet-es.docx
@@ -64,7 +64,7 @@
         </w:rPr>
         <w:t xml:space="preserve">Abre el mapa en MapMaker: </w:t>
       </w:r>
-      <w:hyperlink w:history="1" r:id="rIdn3snqcc_fjx2eloxgksvp">
+      <w:hyperlink w:history="1" r:id="rIdppu28on9bci-tq6h7risa">
         <w:r>
           <w:rPr>
             <w:i/>
@@ -787,7 +787,7 @@
       <w:pStyle w:val="Credits"/>
     </w:pPr>
     <w:r>
-      <w:t xml:space="preserve">Derechos y responsabilidades donde vivimos, 0.6.1.</w:t>
+      <w:t xml:space="preserve">Derechos y responsabilidades donde vivimos, 0.6.2.</w:t>
     </w:r>
   </w:p>
 </w:ftr>

--- a/resources/dist/mapmaker/sheets/rights-and-responsibilities-where-we-live-student-sheet-es.docx
+++ b/resources/dist/mapmaker/sheets/rights-and-responsibilities-where-we-live-student-sheet-es.docx
@@ -64,7 +64,7 @@
         </w:rPr>
         <w:t xml:space="preserve">Abre el mapa en MapMaker: </w:t>
       </w:r>
-      <w:hyperlink w:history="1" r:id="rIdppu28on9bci-tq6h7risa">
+      <w:hyperlink w:history="1" r:id="rIdz8_q-_lc4aaponkbveb82">
         <w:r>
           <w:rPr>
             <w:i/>

--- a/resources/dist/mapmaker/sheets/rights-and-responsibilities-where-we-live-student-sheet-es.docx
+++ b/resources/dist/mapmaker/sheets/rights-and-responsibilities-where-we-live-student-sheet-es.docx
@@ -64,7 +64,7 @@
         </w:rPr>
         <w:t xml:space="preserve">Abre el mapa en MapMaker: </w:t>
       </w:r>
-      <w:hyperlink w:history="1" r:id="rIdz8_q-_lc4aaponkbveb82">
+      <w:hyperlink w:history="1" r:id="rId9uyr9unlvmn9rqj4v_g_x">
         <w:r>
           <w:rPr>
             <w:i/>

--- a/resources/dist/mapmaker/sheets/rights-and-responsibilities-where-we-live-student-sheet-es.docx
+++ b/resources/dist/mapmaker/sheets/rights-and-responsibilities-where-we-live-student-sheet-es.docx
@@ -64,7 +64,7 @@
         </w:rPr>
         <w:t xml:space="preserve">Abre el mapa en MapMaker: </w:t>
       </w:r>
-      <w:hyperlink w:history="1" r:id="rId9uyr9unlvmn9rqj4v_g_x">
+      <w:hyperlink w:history="1" r:id="rIdm5mdq9vp7277fseeaby4r">
         <w:r>
           <w:rPr>
             <w:i/>
